--- a/cv/resume_1.docx
+++ b/cv/resume_1.docx
@@ -1270,23 +1270,7 @@
           <w:b w:val="0"/>
           <w:bCs w:val="0"/>
         </w:rPr>
-        <w:t xml:space="preserve">” (with Michael Baker, Yosh Halberstam, Alex Mas and Derek </w:t>
-      </w:r>
-      <w:proofErr w:type="spellStart"/>
-      <w:r>
-        <w:rPr>
-          <w:b w:val="0"/>
-          <w:bCs w:val="0"/>
-        </w:rPr>
-        <w:t>Messacar</w:t>
-      </w:r>
-      <w:proofErr w:type="spellEnd"/>
-      <w:r>
-        <w:rPr>
-          <w:b w:val="0"/>
-          <w:bCs w:val="0"/>
-        </w:rPr>
-        <w:t xml:space="preserve">), forthcoming at </w:t>
+        <w:t xml:space="preserve">” (with Michael Baker, Yosh Halberstam, Alex Mas and Derek Messacar), forthcoming at </w:t>
       </w:r>
       <w:r>
         <w:rPr>
@@ -1367,30 +1351,14 @@
         </w:rPr>
       </w:pPr>
       <w:r>
-        <w:t xml:space="preserve">“Efficiency and Incidence of Taxation with Free Entry and Love-of-Variety Preferences” (with Jean-William </w:t>
+        <w:t xml:space="preserve">“Efficiency and Incidence of Taxation with Free Entry and Love-of-Variety Preferences” (with Jean-William Laliberté, René Leal-Vizcaíno and Matthew J. </w:t>
       </w:r>
       <w:proofErr w:type="spellStart"/>
       <w:r>
-        <w:t>Laliberté</w:t>
+        <w:t>Notowidigdo</w:t>
       </w:r>
       <w:proofErr w:type="spellEnd"/>
       <w:r>
-        <w:t>, René Leal-</w:t>
-      </w:r>
-      <w:proofErr w:type="spellStart"/>
-      <w:r>
-        <w:t>Vizcaíno</w:t>
-      </w:r>
-      <w:proofErr w:type="spellEnd"/>
-      <w:r>
-        <w:t xml:space="preserve"> and Matthew J. </w:t>
-      </w:r>
-      <w:proofErr w:type="spellStart"/>
-      <w:r>
-        <w:t>Notowidigdo</w:t>
-      </w:r>
-      <w:proofErr w:type="spellEnd"/>
-      <w:r>
         <w:t xml:space="preserve">) </w:t>
       </w:r>
       <w:r>
@@ -1418,15 +1386,7 @@
         <w:ind w:left="160"/>
       </w:pPr>
       <w:r>
-        <w:t xml:space="preserve">“Salience and Taxation with Imperfect Competition” (with Jean-William </w:t>
-      </w:r>
-      <w:proofErr w:type="spellStart"/>
-      <w:r>
-        <w:t>Laliberté</w:t>
-      </w:r>
-      <w:proofErr w:type="spellEnd"/>
-      <w:r>
-        <w:t>, René Leal-</w:t>
+        <w:t>“Salience and Taxation with Imperfect Competition” (with Jean-William Laliberté, René Leal-</w:t>
       </w:r>
     </w:p>
     <w:p>
@@ -1438,19 +1398,11 @@
           <w:sz w:val="24"/>
         </w:rPr>
       </w:pPr>
-      <w:proofErr w:type="spellStart"/>
-      <w:r>
-        <w:rPr>
-          <w:sz w:val="24"/>
-        </w:rPr>
-        <w:t>Vizcaíno</w:t>
-      </w:r>
-      <w:proofErr w:type="spellEnd"/>
-      <w:r>
-        <w:rPr>
-          <w:sz w:val="24"/>
-        </w:rPr>
-        <w:t xml:space="preserve"> and Matthew J. </w:t>
+      <w:r>
+        <w:rPr>
+          <w:sz w:val="24"/>
+        </w:rPr>
+        <w:t xml:space="preserve">Vizcaíno and Matthew J. </w:t>
       </w:r>
       <w:proofErr w:type="spellStart"/>
       <w:r>
@@ -1518,21 +1470,7 @@
         <w:rPr>
           <w:sz w:val="24"/>
         </w:rPr>
-        <w:t xml:space="preserve">“Pay Transparency and the Gender Gap” (with Michael Baker, Yosh Halberstam, Alex Mas, and Derek </w:t>
-      </w:r>
-      <w:proofErr w:type="spellStart"/>
-      <w:r>
-        <w:rPr>
-          <w:sz w:val="24"/>
-        </w:rPr>
-        <w:t>Messacar</w:t>
-      </w:r>
-      <w:proofErr w:type="spellEnd"/>
-      <w:r>
-        <w:rPr>
-          <w:sz w:val="24"/>
-        </w:rPr>
-        <w:t xml:space="preserve">), </w:t>
+        <w:t xml:space="preserve">“Pay Transparency and the Gender Gap” (with Michael Baker, Yosh Halberstam, Alex Mas, and Derek Messacar), </w:t>
       </w:r>
       <w:r>
         <w:rPr>
@@ -1576,15 +1514,7 @@
         </w:rPr>
       </w:pPr>
       <w:r>
-        <w:t xml:space="preserve">“Parallel Inverse Aggregate Demand Curves in Discrete Choice Models” (with René Leal- </w:t>
-      </w:r>
-      <w:proofErr w:type="spellStart"/>
-      <w:r>
-        <w:t>Vizcaíno</w:t>
-      </w:r>
-      <w:proofErr w:type="spellEnd"/>
-      <w:r>
-        <w:t xml:space="preserve">, Matthew J. </w:t>
+        <w:t xml:space="preserve">“Parallel Inverse Aggregate Demand Curves in Discrete Choice Models” (with René Leal- Vizcaíno, Matthew J. </w:t>
       </w:r>
       <w:proofErr w:type="spellStart"/>
       <w:r>
@@ -1942,15 +1872,7 @@
         <w:ind w:left="160" w:right="795"/>
       </w:pPr>
       <w:r>
-        <w:t xml:space="preserve">“Peer Effects in the Workplace: Evidence from Random Groupings in Professional Golf Tournaments” (with Jonathan </w:t>
-      </w:r>
-      <w:proofErr w:type="spellStart"/>
-      <w:r>
-        <w:t>Guryan</w:t>
-      </w:r>
-      <w:proofErr w:type="spellEnd"/>
-      <w:r>
-        <w:t xml:space="preserve"> and Matthew J. </w:t>
+        <w:t xml:space="preserve">“Peer Effects in the Workplace: Evidence from Random Groupings in Professional Golf Tournaments” (with Jonathan Guryan and Matthew J. </w:t>
       </w:r>
       <w:proofErr w:type="spellStart"/>
       <w:r>
@@ -2070,23 +1992,7 @@
           <w:b w:val="0"/>
           <w:bCs w:val="0"/>
         </w:rPr>
-        <w:t xml:space="preserve">” with Isaac Norwich, Matthew </w:t>
-      </w:r>
-      <w:proofErr w:type="spellStart"/>
-      <w:r>
-        <w:rPr>
-          <w:b w:val="0"/>
-          <w:bCs w:val="0"/>
-        </w:rPr>
-        <w:t>Notowidigdo</w:t>
-      </w:r>
-      <w:proofErr w:type="spellEnd"/>
-      <w:r>
-        <w:rPr>
-          <w:b w:val="0"/>
-          <w:bCs w:val="0"/>
-        </w:rPr>
-        <w:t>, and Stephen Tino</w:t>
+        <w:t>” with Isaac Norwich, Matthew Notowidigdo, and Stephen Tino</w:t>
       </w:r>
       <w:r>
         <w:rPr>
@@ -2226,22 +2132,17 @@
         <w:t xml:space="preserve">“An Empirical Framework for Matching with Imperfect Competition” (with Mons Chan, </w:t>
       </w:r>
       <w:r>
-        <w:t xml:space="preserve">Elena </w:t>
+        <w:t>Elena Mattana</w:t>
+      </w:r>
+      <w:r>
+        <w:t xml:space="preserve"> and Ismael </w:t>
       </w:r>
       <w:proofErr w:type="spellStart"/>
       <w:r>
-        <w:t>Mattana</w:t>
+        <w:t>Mourifié</w:t>
       </w:r>
       <w:proofErr w:type="spellEnd"/>
       <w:r>
-        <w:t xml:space="preserve"> and Ismael </w:t>
-      </w:r>
-      <w:proofErr w:type="spellStart"/>
-      <w:r>
-        <w:t>Mourifié</w:t>
-      </w:r>
-      <w:proofErr w:type="spellEnd"/>
-      <w:r>
         <w:t>)</w:t>
       </w:r>
       <w:r>
@@ -2273,15 +2174,7 @@
         </w:rPr>
       </w:pPr>
       <w:r>
-        <w:t xml:space="preserve">“Earnings Inequality in Production Networks” (with Federico </w:t>
-      </w:r>
-      <w:proofErr w:type="spellStart"/>
-      <w:r>
-        <w:t>Huneeus</w:t>
-      </w:r>
-      <w:proofErr w:type="spellEnd"/>
-      <w:r>
-        <w:t xml:space="preserve"> and Kevin Lim)</w:t>
+        <w:t>“Earnings Inequality in Production Networks” (with Federico Huneeus and Kevin Lim)</w:t>
       </w:r>
       <w:r>
         <w:t xml:space="preserve"> </w:t>
@@ -2291,7 +2184,14 @@
           <w:i/>
           <w:iCs/>
         </w:rPr>
-        <w:t>Revised and resubmitted to</w:t>
+        <w:t xml:space="preserve">Revise and resubmit </w:t>
+      </w:r>
+      <w:r>
+        <w:rPr>
+          <w:i/>
+          <w:iCs/>
+        </w:rPr>
+        <w:t>at</w:t>
       </w:r>
       <w:r>
         <w:t xml:space="preserve"> </w:t>
@@ -2452,39 +2352,7 @@
           <w:b w:val="0"/>
           <w:bCs w:val="0"/>
         </w:rPr>
-        <w:t xml:space="preserve"> </w:t>
-      </w:r>
-      <w:proofErr w:type="spellStart"/>
-      <w:r>
-        <w:rPr>
-          <w:b w:val="0"/>
-          <w:bCs w:val="0"/>
-        </w:rPr>
-        <w:t>Mikhed</w:t>
-      </w:r>
-      <w:proofErr w:type="spellEnd"/>
-      <w:r>
-        <w:rPr>
-          <w:b w:val="0"/>
-          <w:bCs w:val="0"/>
-        </w:rPr>
-        <w:t xml:space="preserve">, Matthew </w:t>
-      </w:r>
-      <w:proofErr w:type="spellStart"/>
-      <w:r>
-        <w:rPr>
-          <w:b w:val="0"/>
-          <w:bCs w:val="0"/>
-        </w:rPr>
-        <w:t>Notowidigdo</w:t>
-      </w:r>
-      <w:proofErr w:type="spellEnd"/>
-      <w:r>
-        <w:rPr>
-          <w:b w:val="0"/>
-          <w:bCs w:val="0"/>
-        </w:rPr>
-        <w:t xml:space="preserve">, </w:t>
+        <w:t xml:space="preserve"> Mikhed, Matthew Notowidigdo, </w:t>
       </w:r>
       <w:r>
         <w:rPr>
@@ -2734,15 +2602,7 @@
         <w:t>Baker, Yosh Halberstam, Alex Mas and Derek</w:t>
       </w:r>
       <w:r>
-        <w:t xml:space="preserve"> </w:t>
-      </w:r>
-      <w:proofErr w:type="spellStart"/>
-      <w:r>
-        <w:t>Messacar</w:t>
-      </w:r>
-      <w:proofErr w:type="spellEnd"/>
-      <w:r>
-        <w:t xml:space="preserve">) </w:t>
+        <w:t xml:space="preserve"> Messacar) </w:t>
       </w:r>
     </w:p>
     <w:p>
@@ -3204,21 +3064,7 @@
         <w:rPr>
           <w:sz w:val="24"/>
         </w:rPr>
-        <w:t xml:space="preserve">Derek </w:t>
-      </w:r>
-      <w:proofErr w:type="spellStart"/>
-      <w:r>
-        <w:rPr>
-          <w:sz w:val="24"/>
-        </w:rPr>
-        <w:t>Messacar</w:t>
-      </w:r>
-      <w:proofErr w:type="spellEnd"/>
-      <w:r>
-        <w:rPr>
-          <w:sz w:val="24"/>
-        </w:rPr>
-        <w:t xml:space="preserve"> (Statistics Canada, Memorial University),</w:t>
+        <w:t>Derek Messacar (Statistics Canada, Memorial University),</w:t>
       </w:r>
       <w:r>
         <w:rPr>
@@ -3423,21 +3269,7 @@
         <w:rPr>
           <w:sz w:val="24"/>
         </w:rPr>
-        <w:t xml:space="preserve">W. Gaelan </w:t>
-      </w:r>
-      <w:proofErr w:type="spellStart"/>
-      <w:r>
-        <w:rPr>
-          <w:sz w:val="24"/>
-        </w:rPr>
-        <w:t>MacKenzie</w:t>
-      </w:r>
-      <w:proofErr w:type="spellEnd"/>
-      <w:r>
-        <w:rPr>
-          <w:sz w:val="24"/>
-        </w:rPr>
-        <w:t xml:space="preserve"> (Bank of Canada),</w:t>
+        <w:t>W. Gaelan MacKenzie (Bank of Canada),</w:t>
       </w:r>
       <w:r>
         <w:rPr>
@@ -3472,21 +3304,7 @@
         <w:rPr>
           <w:sz w:val="24"/>
         </w:rPr>
-        <w:t xml:space="preserve">James </w:t>
-      </w:r>
-      <w:proofErr w:type="spellStart"/>
-      <w:r>
-        <w:rPr>
-          <w:sz w:val="24"/>
-        </w:rPr>
-        <w:t>Uguccioni</w:t>
-      </w:r>
-      <w:proofErr w:type="spellEnd"/>
-      <w:r>
-        <w:rPr>
-          <w:sz w:val="24"/>
-        </w:rPr>
-        <w:t xml:space="preserve"> (Statistics Canada), 2022.</w:t>
+        <w:t>James Uguccioni (Statistics Canada), 2022.</w:t>
       </w:r>
     </w:p>
     <w:p>
@@ -3711,6 +3529,74 @@
           <w:sz w:val="24"/>
         </w:rPr>
         <w:t>Xiner Xu (Stripe), 2025.</w:t>
+      </w:r>
+    </w:p>
+    <w:p>
+      <w:pPr>
+        <w:pStyle w:val="ListParagraph"/>
+        <w:numPr>
+          <w:ilvl w:val="0"/>
+          <w:numId w:val="1"/>
+        </w:numPr>
+        <w:tabs>
+          <w:tab w:val="left" w:pos="521"/>
+        </w:tabs>
+        <w:ind w:hanging="361"/>
+        <w:rPr>
+          <w:sz w:val="24"/>
+        </w:rPr>
+      </w:pPr>
+      <w:r>
+        <w:rPr>
+          <w:sz w:val="24"/>
+        </w:rPr>
+        <w:t>Steven Ryan (California Policy Lab), 2026.</w:t>
+      </w:r>
+    </w:p>
+    <w:p>
+      <w:pPr>
+        <w:pStyle w:val="ListParagraph"/>
+        <w:numPr>
+          <w:ilvl w:val="0"/>
+          <w:numId w:val="1"/>
+        </w:numPr>
+        <w:tabs>
+          <w:tab w:val="left" w:pos="521"/>
+        </w:tabs>
+        <w:ind w:hanging="361"/>
+        <w:rPr>
+          <w:sz w:val="24"/>
+        </w:rPr>
+      </w:pPr>
+      <w:r>
+        <w:rPr>
+          <w:sz w:val="24"/>
+        </w:rPr>
+        <w:t>A</w:t>
+      </w:r>
+      <w:r>
+        <w:rPr>
+          <w:sz w:val="24"/>
+        </w:rPr>
+        <w:t>bdelrahman</w:t>
+      </w:r>
+      <w:r>
+        <w:rPr>
+          <w:sz w:val="24"/>
+        </w:rPr>
+        <w:t xml:space="preserve"> Amer (University of </w:t>
+      </w:r>
+      <w:r>
+        <w:rPr>
+          <w:sz w:val="24"/>
+        </w:rPr>
+        <w:t>Konstanz</w:t>
+      </w:r>
+      <w:r>
+        <w:rPr>
+          <w:sz w:val="24"/>
+        </w:rPr>
+        <w:t>, post-doc), 2026.</w:t>
       </w:r>
     </w:p>
     <w:p>

--- a/cv/resume_1.docx
+++ b/cv/resume_1.docx
@@ -1,6 +1,6 @@
 
 <file path=word/document.xml><?xml version="1.0" encoding="utf-8"?>
-<w:document xmlns:wpc="http://schemas.microsoft.com/office/word/2010/wordprocessingCanvas" xmlns:cx="http://schemas.microsoft.com/office/drawing/2014/chartex" xmlns:cx1="http://schemas.microsoft.com/office/drawing/2015/9/8/chartex" xmlns:cx2="http://schemas.microsoft.com/office/drawing/2015/10/21/chartex" xmlns:cx3="http://schemas.microsoft.com/office/drawing/2016/5/9/chartex" xmlns:cx4="http://schemas.microsoft.com/office/drawing/2016/5/10/chartex" xmlns:cx5="http://schemas.microsoft.com/office/drawing/2016/5/11/chartex" xmlns:cx6="http://schemas.microsoft.com/office/drawing/2016/5/12/chartex" xmlns:cx7="http://schemas.microsoft.com/office/drawing/2016/5/13/chartex" xmlns:cx8="http://schemas.microsoft.com/office/drawing/2016/5/14/chartex" xmlns:mc="http://schemas.openxmlformats.org/markup-compatibility/2006" xmlns:aink="http://schemas.microsoft.com/office/drawing/2016/ink" xmlns:am3d="http://schemas.microsoft.com/office/drawing/2017/model3d" xmlns:o="urn:schemas-microsoft-com:office:office" xmlns:oel="http://schemas.microsoft.com/office/2019/extlst" xmlns:r="http://schemas.openxmlformats.org/officeDocument/2006/relationships" xmlns:m="http://schemas.openxmlformats.org/officeDocument/2006/math" xmlns:v="urn:schemas-microsoft-com:vml" xmlns:wp14="http://schemas.microsoft.com/office/word/2010/wordprocessingDrawing" xmlns:wp="http://schemas.openxmlformats.org/drawingml/2006/wordprocessingDrawing" xmlns:w10="urn:schemas-microsoft-com:office:word" xmlns:w="http://schemas.openxmlformats.org/wordprocessingml/2006/main" xmlns:w14="http://schemas.microsoft.com/office/word/2010/wordml" xmlns:w15="http://schemas.microsoft.com/office/word/2012/wordml" xmlns:w16cex="http://schemas.microsoft.com/office/word/2018/wordml/cex" xmlns:w16cid="http://schemas.microsoft.com/office/word/2016/wordml/cid" xmlns:w16="http://schemas.microsoft.com/office/word/2018/wordml" xmlns:w16du="http://schemas.microsoft.com/office/word/2023/wordml/word16du" xmlns:w16sdtdh="http://schemas.microsoft.com/office/word/2020/wordml/sdtdatahash" xmlns:w16sdtfl="http://schemas.microsoft.com/office/word/2024/wordml/sdtformatlock" xmlns:w16se="http://schemas.microsoft.com/office/word/2015/wordml/symex" xmlns:wpg="http://schemas.microsoft.com/office/word/2010/wordprocessingGroup" xmlns:wpi="http://schemas.microsoft.com/office/word/2010/wordprocessingInk" xmlns:wne="http://schemas.microsoft.com/office/word/2006/wordml" xmlns:wps="http://schemas.microsoft.com/office/word/2010/wordprocessingShape" mc:Ignorable="w14 w15 w16se w16cid w16 w16cex w16sdtdh w16sdtfl w16du wp14">
+<w:document xmlns:wpc="http://schemas.microsoft.com/office/word/2010/wordprocessingCanvas" xmlns:cx="http://schemas.microsoft.com/office/drawing/2014/chartex" xmlns:cx1="http://schemas.microsoft.com/office/drawing/2015/9/8/chartex" xmlns:cx2="http://schemas.microsoft.com/office/drawing/2015/10/21/chartex" xmlns:cx3="http://schemas.microsoft.com/office/drawing/2016/5/9/chartex" xmlns:cx4="http://schemas.microsoft.com/office/drawing/2016/5/10/chartex" xmlns:cx5="http://schemas.microsoft.com/office/drawing/2016/5/11/chartex" xmlns:cx6="http://schemas.microsoft.com/office/drawing/2016/5/12/chartex" xmlns:cx7="http://schemas.microsoft.com/office/drawing/2016/5/13/chartex" xmlns:cx8="http://schemas.microsoft.com/office/drawing/2016/5/14/chartex" xmlns:mc="http://schemas.openxmlformats.org/markup-compatibility/2006" xmlns:m="http://schemas.openxmlformats.org/officeDocument/2006/math" xmlns:aink="http://schemas.microsoft.com/office/drawing/2016/ink" xmlns:am3d="http://schemas.microsoft.com/office/drawing/2017/model3d" xmlns:oel="http://schemas.microsoft.com/office/2019/extlst" xmlns:r="http://schemas.openxmlformats.org/officeDocument/2006/relationships" xmlns:wp14="http://schemas.microsoft.com/office/word/2010/wordprocessingDrawing" xmlns:wp="http://schemas.openxmlformats.org/drawingml/2006/wordprocessingDrawing" xmlns:wpg="http://schemas.microsoft.com/office/word/2010/wordprocessingGroup" xmlns:wpi="http://schemas.microsoft.com/office/word/2010/wordprocessingInk" xmlns:wps="http://schemas.microsoft.com/office/word/2010/wordprocessingShape" xmlns:o="urn:schemas-microsoft-com:office:office" xmlns:v="urn:schemas-microsoft-com:vml" xmlns:w10="urn:schemas-microsoft-com:office:word" xmlns:w="http://schemas.openxmlformats.org/wordprocessingml/2006/main" xmlns:w14="http://schemas.microsoft.com/office/word/2010/wordml" xmlns:w15="http://schemas.microsoft.com/office/word/2012/wordml" xmlns:w16cei="http://schemas.microsoft.com/office/word/2026/wordml/cei" xmlns:w16cex="http://schemas.microsoft.com/office/word/2018/wordml/cex" xmlns:w16cid="http://schemas.microsoft.com/office/word/2016/wordml/cid" xmlns:w16="http://schemas.microsoft.com/office/word/2018/wordml" xmlns:w16sdtdh="http://schemas.microsoft.com/office/word/2020/wordml/sdtdatahash" xmlns:w16sdtfl="http://schemas.microsoft.com/office/word/2024/wordml/sdtformatlock" xmlns:w16se="http://schemas.microsoft.com/office/word/2015/wordml/symex" xmlns:w16du="http://schemas.microsoft.com/office/word/2023/wordml/word16du" xmlns:wne="http://schemas.microsoft.com/office/word/2006/wordml" mc:Ignorable="w14 w15 w16se w16cid w16 w16cex w16sdtdh w16sdtfl w16du wp14">
   <w:body>
     <w:p>
       <w:pPr>
@@ -1270,7 +1270,7 @@
           <w:b w:val="0"/>
           <w:bCs w:val="0"/>
         </w:rPr>
-        <w:t xml:space="preserve">” (with Michael Baker, Yosh Halberstam, Alex Mas and Derek Messacar), forthcoming at </w:t>
+        <w:t xml:space="preserve">” (with Michael Baker, Yosh Halberstam, Alex Mas and Derek Messacar), </w:t>
       </w:r>
       <w:r>
         <w:rPr>
@@ -1286,7 +1286,7 @@
           <w:b w:val="0"/>
           <w:bCs w:val="0"/>
         </w:rPr>
-        <w:t>.</w:t>
+        <w:t>, 8(2): 196-213, June 2026.</w:t>
       </w:r>
     </w:p>
     <w:p>
@@ -2001,119 +2001,22 @@
         </w:rPr>
         <w:t xml:space="preserve"> </w:t>
       </w:r>
-    </w:p>
-    <w:p>
-      <w:pPr>
-        <w:pStyle w:val="Heading1"/>
-        <w:rPr>
-          <w:b w:val="0"/>
-          <w:bCs w:val="0"/>
-        </w:rPr>
-      </w:pPr>
-    </w:p>
-    <w:p>
-      <w:pPr>
-        <w:pStyle w:val="Heading1"/>
-        <w:rPr>
-          <w:b w:val="0"/>
-          <w:bCs w:val="0"/>
-        </w:rPr>
-      </w:pPr>
-      <w:r>
-        <w:rPr>
-          <w:b w:val="0"/>
-          <w:bCs w:val="0"/>
-        </w:rPr>
-        <w:t>“</w:t>
-      </w:r>
-      <w:r>
-        <w:rPr>
-          <w:b w:val="0"/>
-          <w:bCs w:val="0"/>
-        </w:rPr>
-        <w:t>Horowitz-Manski-</w:t>
-      </w:r>
-      <w:r>
-        <w:rPr>
-          <w:b w:val="0"/>
-          <w:bCs w:val="0"/>
-        </w:rPr>
-        <w:t>Lee Bounds with Multilay</w:t>
-      </w:r>
-      <w:r>
-        <w:rPr>
-          <w:b w:val="0"/>
-          <w:bCs w:val="0"/>
-        </w:rPr>
-        <w:t>e</w:t>
-      </w:r>
-      <w:r>
-        <w:rPr>
-          <w:b w:val="0"/>
-          <w:bCs w:val="0"/>
-        </w:rPr>
-        <w:t>red Sample Selection</w:t>
-      </w:r>
-      <w:r>
-        <w:rPr>
-          <w:b w:val="0"/>
-          <w:bCs w:val="0"/>
-        </w:rPr>
-        <w:t>”</w:t>
-      </w:r>
-      <w:r>
-        <w:rPr>
-          <w:b w:val="0"/>
-          <w:bCs w:val="0"/>
-        </w:rPr>
-        <w:t xml:space="preserve"> with</w:t>
-      </w:r>
-      <w:r>
-        <w:rPr>
-          <w:b w:val="0"/>
-          <w:bCs w:val="0"/>
-        </w:rPr>
-        <w:t xml:space="preserve"> Ismael </w:t>
-      </w:r>
-      <w:proofErr w:type="spellStart"/>
-      <w:r>
-        <w:rPr>
-          <w:b w:val="0"/>
-          <w:bCs w:val="0"/>
-        </w:rPr>
-        <w:t>Mourifié</w:t>
-      </w:r>
-      <w:proofErr w:type="spellEnd"/>
-      <w:r>
-        <w:rPr>
-          <w:b w:val="0"/>
-          <w:bCs w:val="0"/>
-        </w:rPr>
-        <w:t xml:space="preserve"> </w:t>
-      </w:r>
-      <w:r>
-        <w:rPr>
-          <w:b w:val="0"/>
-          <w:bCs w:val="0"/>
-        </w:rPr>
-        <w:t>and Atom</w:t>
-      </w:r>
-      <w:r>
-        <w:rPr>
-          <w:b w:val="0"/>
-          <w:bCs w:val="0"/>
-        </w:rPr>
-        <w:t xml:space="preserve"> </w:t>
-      </w:r>
-      <w:proofErr w:type="spellStart"/>
-      <w:r>
-        <w:rPr>
-          <w:b w:val="0"/>
-          <w:bCs w:val="0"/>
-        </w:rPr>
-        <w:t>Vayalinkal</w:t>
-      </w:r>
-      <w:proofErr w:type="spellEnd"/>
+      <w:r>
+        <w:rPr>
+          <w:b w:val="0"/>
+          <w:bCs w:val="0"/>
+          <w:i/>
+          <w:iCs/>
+        </w:rPr>
+        <w:t>Revise and Resubmit at American Economic Review</w:t>
+      </w:r>
+    </w:p>
+    <w:p>
+      <w:pPr>
+        <w:pStyle w:val="BodyText"/>
+        <w:spacing w:before="1" w:line="276" w:lineRule="auto"/>
+        <w:ind w:right="555"/>
+      </w:pPr>
     </w:p>
     <w:p>
       <w:pPr>
@@ -2121,13 +2024,6 @@
         <w:spacing w:before="1" w:line="276" w:lineRule="auto"/>
         <w:ind w:left="160" w:right="555"/>
       </w:pPr>
-    </w:p>
-    <w:p>
-      <w:pPr>
-        <w:pStyle w:val="BodyText"/>
-        <w:spacing w:before="1" w:line="276" w:lineRule="auto"/>
-        <w:ind w:left="160" w:right="555"/>
-      </w:pPr>
       <w:r>
         <w:t xml:space="preserve">“An Empirical Framework for Matching with Imperfect Competition” (with Mons Chan, </w:t>
       </w:r>
@@ -2184,7 +2080,21 @@
           <w:i/>
           <w:iCs/>
         </w:rPr>
-        <w:t xml:space="preserve">Revise and resubmit </w:t>
+        <w:t xml:space="preserve">Revise and </w:t>
+      </w:r>
+      <w:r>
+        <w:rPr>
+          <w:i/>
+          <w:iCs/>
+        </w:rPr>
+        <w:t>R</w:t>
+      </w:r>
+      <w:r>
+        <w:rPr>
+          <w:i/>
+          <w:iCs/>
+        </w:rPr>
+        <w:t xml:space="preserve">esubmit </w:t>
       </w:r>
       <w:r>
         <w:rPr>
@@ -2227,6 +2137,108 @@
     <w:p>
       <w:pPr>
         <w:pStyle w:val="Heading1"/>
+        <w:rPr>
+          <w:b w:val="0"/>
+          <w:bCs w:val="0"/>
+        </w:rPr>
+      </w:pPr>
+      <w:r>
+        <w:rPr>
+          <w:b w:val="0"/>
+          <w:bCs w:val="0"/>
+        </w:rPr>
+        <w:t>“Horowitz-Manski-</w:t>
+      </w:r>
+      <w:r>
+        <w:rPr>
+          <w:b w:val="0"/>
+          <w:bCs w:val="0"/>
+        </w:rPr>
+        <w:t>Lee Bounds with Multilay</w:t>
+      </w:r>
+      <w:r>
+        <w:rPr>
+          <w:b w:val="0"/>
+          <w:bCs w:val="0"/>
+        </w:rPr>
+        <w:t>e</w:t>
+      </w:r>
+      <w:r>
+        <w:rPr>
+          <w:b w:val="0"/>
+          <w:bCs w:val="0"/>
+        </w:rPr>
+        <w:t>red Sample Selection</w:t>
+      </w:r>
+      <w:r>
+        <w:rPr>
+          <w:b w:val="0"/>
+          <w:bCs w:val="0"/>
+        </w:rPr>
+        <w:t>”</w:t>
+      </w:r>
+      <w:r>
+        <w:rPr>
+          <w:b w:val="0"/>
+          <w:bCs w:val="0"/>
+        </w:rPr>
+        <w:t xml:space="preserve"> with</w:t>
+      </w:r>
+      <w:r>
+        <w:rPr>
+          <w:b w:val="0"/>
+          <w:bCs w:val="0"/>
+        </w:rPr>
+        <w:t xml:space="preserve"> Ismael </w:t>
+      </w:r>
+      <w:proofErr w:type="spellStart"/>
+      <w:r>
+        <w:rPr>
+          <w:b w:val="0"/>
+          <w:bCs w:val="0"/>
+        </w:rPr>
+        <w:t>Mourifié</w:t>
+      </w:r>
+      <w:proofErr w:type="spellEnd"/>
+      <w:r>
+        <w:rPr>
+          <w:b w:val="0"/>
+          <w:bCs w:val="0"/>
+        </w:rPr>
+        <w:t xml:space="preserve"> </w:t>
+      </w:r>
+      <w:r>
+        <w:rPr>
+          <w:b w:val="0"/>
+          <w:bCs w:val="0"/>
+        </w:rPr>
+        <w:t>and Atom</w:t>
+      </w:r>
+      <w:r>
+        <w:rPr>
+          <w:b w:val="0"/>
+          <w:bCs w:val="0"/>
+        </w:rPr>
+        <w:t xml:space="preserve"> </w:t>
+      </w:r>
+      <w:proofErr w:type="spellStart"/>
+      <w:r>
+        <w:rPr>
+          <w:b w:val="0"/>
+          <w:bCs w:val="0"/>
+        </w:rPr>
+        <w:t>Vayalinkal</w:t>
+      </w:r>
+      <w:proofErr w:type="spellEnd"/>
+    </w:p>
+    <w:p>
+      <w:pPr>
+        <w:pStyle w:val="Heading1"/>
+      </w:pPr>
+    </w:p>
+    <w:p>
+      <w:pPr>
+        <w:pStyle w:val="Heading1"/>
       </w:pPr>
     </w:p>
     <w:p>
@@ -2461,6 +2473,25 @@
           <w:sz w:val="30"/>
         </w:rPr>
       </w:pPr>
+    </w:p>
+    <w:p>
+      <w:pPr>
+        <w:pStyle w:val="BodyText"/>
+        <w:tabs>
+          <w:tab w:val="left" w:pos="2320"/>
+        </w:tabs>
+        <w:ind w:left="160"/>
+      </w:pPr>
+      <w:r>
+        <w:t xml:space="preserve">2026—2028 </w:t>
+      </w:r>
+      <w:r>
+        <w:tab/>
+        <w:t xml:space="preserve">SSHRC Insight Development Grant, </w:t>
+      </w:r>
+      <w:r>
+        <w:t>$99,950</w:t>
+      </w:r>
     </w:p>
     <w:p>
       <w:pPr>
@@ -2971,13 +3002,6 @@
       <w:r>
         <w:t>2011.</w:t>
       </w:r>
-    </w:p>
-    <w:p>
-      <w:pPr>
-        <w:pStyle w:val="Heading1"/>
-        <w:spacing w:before="1"/>
-        <w:ind w:left="0"/>
-      </w:pPr>
     </w:p>
     <w:p>
       <w:pPr>
@@ -3650,7 +3674,7 @@
 </file>
 
 <file path=word/numbering.xml><?xml version="1.0" encoding="utf-8"?>
-<w:numbering xmlns:wpc="http://schemas.microsoft.com/office/word/2010/wordprocessingCanvas" xmlns:cx="http://schemas.microsoft.com/office/drawing/2014/chartex" xmlns:cx1="http://schemas.microsoft.com/office/drawing/2015/9/8/chartex" xmlns:cx2="http://schemas.microsoft.com/office/drawing/2015/10/21/chartex" xmlns:cx3="http://schemas.microsoft.com/office/drawing/2016/5/9/chartex" xmlns:cx4="http://schemas.microsoft.com/office/drawing/2016/5/10/chartex" xmlns:cx5="http://schemas.microsoft.com/office/drawing/2016/5/11/chartex" xmlns:cx6="http://schemas.microsoft.com/office/drawing/2016/5/12/chartex" xmlns:cx7="http://schemas.microsoft.com/office/drawing/2016/5/13/chartex" xmlns:cx8="http://schemas.microsoft.com/office/drawing/2016/5/14/chartex" xmlns:mc="http://schemas.openxmlformats.org/markup-compatibility/2006" xmlns:aink="http://schemas.microsoft.com/office/drawing/2016/ink" xmlns:am3d="http://schemas.microsoft.com/office/drawing/2017/model3d" xmlns:o="urn:schemas-microsoft-com:office:office" xmlns:oel="http://schemas.microsoft.com/office/2019/extlst" xmlns:r="http://schemas.openxmlformats.org/officeDocument/2006/relationships" xmlns:m="http://schemas.openxmlformats.org/officeDocument/2006/math" xmlns:v="urn:schemas-microsoft-com:vml" xmlns:wp14="http://schemas.microsoft.com/office/word/2010/wordprocessingDrawing" xmlns:wp="http://schemas.openxmlformats.org/drawingml/2006/wordprocessingDrawing" xmlns:w10="urn:schemas-microsoft-com:office:word" xmlns:w="http://schemas.openxmlformats.org/wordprocessingml/2006/main" xmlns:w14="http://schemas.microsoft.com/office/word/2010/wordml" xmlns:w15="http://schemas.microsoft.com/office/word/2012/wordml" xmlns:w16cex="http://schemas.microsoft.com/office/word/2018/wordml/cex" xmlns:w16cid="http://schemas.microsoft.com/office/word/2016/wordml/cid" xmlns:w16="http://schemas.microsoft.com/office/word/2018/wordml" xmlns:w16du="http://schemas.microsoft.com/office/word/2023/wordml/word16du" xmlns:w16sdtdh="http://schemas.microsoft.com/office/word/2020/wordml/sdtdatahash" xmlns:w16sdtfl="http://schemas.microsoft.com/office/word/2024/wordml/sdtformatlock" xmlns:w16se="http://schemas.microsoft.com/office/word/2015/wordml/symex" xmlns:wpg="http://schemas.microsoft.com/office/word/2010/wordprocessingGroup" xmlns:wpi="http://schemas.microsoft.com/office/word/2010/wordprocessingInk" xmlns:wne="http://schemas.microsoft.com/office/word/2006/wordml" xmlns:wps="http://schemas.microsoft.com/office/word/2010/wordprocessingShape" mc:Ignorable="w14 w15 w16se w16cid w16 w16cex w16sdtdh w16sdtfl w16du wp14">
+<w:numbering xmlns:wpc="http://schemas.microsoft.com/office/word/2010/wordprocessingCanvas" xmlns:cx="http://schemas.microsoft.com/office/drawing/2014/chartex" xmlns:cx1="http://schemas.microsoft.com/office/drawing/2015/9/8/chartex" xmlns:cx2="http://schemas.microsoft.com/office/drawing/2015/10/21/chartex" xmlns:cx3="http://schemas.microsoft.com/office/drawing/2016/5/9/chartex" xmlns:cx4="http://schemas.microsoft.com/office/drawing/2016/5/10/chartex" xmlns:cx5="http://schemas.microsoft.com/office/drawing/2016/5/11/chartex" xmlns:cx6="http://schemas.microsoft.com/office/drawing/2016/5/12/chartex" xmlns:cx7="http://schemas.microsoft.com/office/drawing/2016/5/13/chartex" xmlns:cx8="http://schemas.microsoft.com/office/drawing/2016/5/14/chartex" xmlns:mc="http://schemas.openxmlformats.org/markup-compatibility/2006" xmlns:m="http://schemas.openxmlformats.org/officeDocument/2006/math" xmlns:aink="http://schemas.microsoft.com/office/drawing/2016/ink" xmlns:am3d="http://schemas.microsoft.com/office/drawing/2017/model3d" xmlns:oel="http://schemas.microsoft.com/office/2019/extlst" xmlns:r="http://schemas.openxmlformats.org/officeDocument/2006/relationships" xmlns:wp14="http://schemas.microsoft.com/office/word/2010/wordprocessingDrawing" xmlns:wp="http://schemas.openxmlformats.org/drawingml/2006/wordprocessingDrawing" xmlns:wpg="http://schemas.microsoft.com/office/word/2010/wordprocessingGroup" xmlns:wpi="http://schemas.microsoft.com/office/word/2010/wordprocessingInk" xmlns:wps="http://schemas.microsoft.com/office/word/2010/wordprocessingShape" xmlns:o="urn:schemas-microsoft-com:office:office" xmlns:v="urn:schemas-microsoft-com:vml" xmlns:w10="urn:schemas-microsoft-com:office:word" xmlns:w="http://schemas.openxmlformats.org/wordprocessingml/2006/main" xmlns:w14="http://schemas.microsoft.com/office/word/2010/wordml" xmlns:w15="http://schemas.microsoft.com/office/word/2012/wordml" xmlns:w16cei="http://schemas.microsoft.com/office/word/2026/wordml/cei" xmlns:w16cex="http://schemas.microsoft.com/office/word/2018/wordml/cex" xmlns:w16cid="http://schemas.microsoft.com/office/word/2016/wordml/cid" xmlns:w16="http://schemas.microsoft.com/office/word/2018/wordml" xmlns:w16sdtdh="http://schemas.microsoft.com/office/word/2020/wordml/sdtdatahash" xmlns:w16sdtfl="http://schemas.microsoft.com/office/word/2024/wordml/sdtformatlock" xmlns:w16se="http://schemas.microsoft.com/office/word/2015/wordml/symex" xmlns:w16du="http://schemas.microsoft.com/office/word/2023/wordml/word16du" xmlns:wne="http://schemas.microsoft.com/office/word/2006/wordml" mc:Ignorable="w14 w15 w16se w16cid w16 w16cex w16sdtdh w16sdtfl w16du wp14">
   <w:abstractNum w:abstractNumId="0" w15:restartNumberingAfterBreak="0">
     <w:nsid w:val="6BF14030"/>
     <w:multiLevelType w:val="hybridMultilevel"/>
@@ -3776,7 +3800,7 @@
 </file>
 
 <file path=word/styles.xml><?xml version="1.0" encoding="utf-8"?>
-<w:styles xmlns:mc="http://schemas.openxmlformats.org/markup-compatibility/2006" xmlns:r="http://schemas.openxmlformats.org/officeDocument/2006/relationships" xmlns:w="http://schemas.openxmlformats.org/wordprocessingml/2006/main" xmlns:w14="http://schemas.microsoft.com/office/word/2010/wordml" xmlns:w15="http://schemas.microsoft.com/office/word/2012/wordml" xmlns:w16cex="http://schemas.microsoft.com/office/word/2018/wordml/cex" xmlns:w16cid="http://schemas.microsoft.com/office/word/2016/wordml/cid" xmlns:w16="http://schemas.microsoft.com/office/word/2018/wordml" xmlns:w16du="http://schemas.microsoft.com/office/word/2023/wordml/word16du" xmlns:w16sdtdh="http://schemas.microsoft.com/office/word/2020/wordml/sdtdatahash" xmlns:w16sdtfl="http://schemas.microsoft.com/office/word/2024/wordml/sdtformatlock" xmlns:w16se="http://schemas.microsoft.com/office/word/2015/wordml/symex" mc:Ignorable="w14 w15 w16se w16cid w16 w16cex w16sdtdh w16sdtfl w16du">
+<w:styles xmlns:mc="http://schemas.openxmlformats.org/markup-compatibility/2006" xmlns:r="http://schemas.openxmlformats.org/officeDocument/2006/relationships" xmlns:w="http://schemas.openxmlformats.org/wordprocessingml/2006/main" xmlns:w14="http://schemas.microsoft.com/office/word/2010/wordml" xmlns:w15="http://schemas.microsoft.com/office/word/2012/wordml" xmlns:w16cex="http://schemas.microsoft.com/office/word/2018/wordml/cex" xmlns:w16cid="http://schemas.microsoft.com/office/word/2016/wordml/cid" xmlns:w16="http://schemas.microsoft.com/office/word/2018/wordml" xmlns:w16sdtdh="http://schemas.microsoft.com/office/word/2020/wordml/sdtdatahash" xmlns:w16sdtfl="http://schemas.microsoft.com/office/word/2024/wordml/sdtformatlock" xmlns:w16se="http://schemas.microsoft.com/office/word/2015/wordml/symex" xmlns:w16du="http://schemas.microsoft.com/office/word/2023/wordml/word16du" mc:Ignorable="w14 w15 w16se w16cid w16 w16cex w16sdtdh w16sdtfl w16du">
   <w:docDefaults>
     <w:rPrDefault>
       <w:rPr>
